--- a/projects/TRD-EHR/paper1-trd-prediction/parts/manuscript/12-protocol-and-registration.docx
+++ b/projects/TRD-EHR/paper1-trd-prediction/parts/manuscript/12-protocol-and-registration.docx
@@ -231,14 +231,14 @@
     </w:lvl>
   </w:abstractNum>
   <w:abstractNum w:abstractNumId="990">
-    <w:nsid w:val="2c1ae401"/>
+    <w:nsid w:val="0000A990"/>
     <w:multiLevelType w:val="multilevel"/>
     <w:lvl w:ilvl="0">
       <w:numFmt w:val="bullet"/>
       <w:lvlText w:val=" "/>
       <w:lvlJc w:val="left"/>
       <w:pPr>
-        <w:ind w:left="720" w:hanging="480"/>
+        <w:ind w:left="720" w:hanging="360"/>
       </w:pPr>
     </w:lvl>
     <w:lvl w:ilvl="1">
@@ -246,7 +246,7 @@
       <w:lvlText w:val=" "/>
       <w:lvlJc w:val="left"/>
       <w:pPr>
-        <w:ind w:left="1440" w:hanging="480"/>
+        <w:ind w:left="1440" w:hanging="360"/>
       </w:pPr>
     </w:lvl>
     <w:lvl w:ilvl="2">
@@ -254,7 +254,7 @@
       <w:lvlText w:val=" "/>
       <w:lvlJc w:val="left"/>
       <w:pPr>
-        <w:ind w:left="2160" w:hanging="480"/>
+        <w:ind w:left="2160" w:hanging="360"/>
       </w:pPr>
     </w:lvl>
     <w:lvl w:ilvl="3">
@@ -262,7 +262,7 @@
       <w:lvlText w:val=" "/>
       <w:lvlJc w:val="left"/>
       <w:pPr>
-        <w:ind w:left="2880" w:hanging="480"/>
+        <w:ind w:left="2880" w:hanging="360"/>
       </w:pPr>
     </w:lvl>
     <w:lvl w:ilvl="4">
@@ -270,7 +270,7 @@
       <w:lvlText w:val=" "/>
       <w:lvlJc w:val="left"/>
       <w:pPr>
-        <w:ind w:left="3600" w:hanging="480"/>
+        <w:ind w:left="3600" w:hanging="360"/>
       </w:pPr>
     </w:lvl>
     <w:lvl w:ilvl="5">
@@ -278,7 +278,7 @@
       <w:lvlText w:val=" "/>
       <w:lvlJc w:val="left"/>
       <w:pPr>
-        <w:ind w:left="4320" w:hanging="480"/>
+        <w:ind w:left="4320" w:hanging="360"/>
       </w:pPr>
     </w:lvl>
     <w:lvl w:ilvl="6">
@@ -286,7 +286,7 @@
       <w:lvlText w:val=" "/>
       <w:lvlJc w:val="left"/>
       <w:pPr>
-        <w:ind w:left="5040" w:hanging="480"/>
+        <w:ind w:left="5040" w:hanging="360"/>
       </w:pPr>
     </w:lvl>
     <w:lvl w:ilvl="7">
@@ -294,7 +294,7 @@
       <w:lvlText w:val=" "/>
       <w:lvlJc w:val="left"/>
       <w:pPr>
-        <w:ind w:left="5760" w:hanging="480"/>
+        <w:ind w:left="5760" w:hanging="360"/>
       </w:pPr>
     </w:lvl>
     <w:lvl w:ilvl="8">
@@ -302,7 +302,7 @@
       <w:lvlText w:val=" "/>
       <w:lvlJc w:val="left"/>
       <w:pPr>
-        <w:ind w:left="6480" w:hanging="480"/>
+        <w:ind w:left="6480" w:hanging="360"/>
       </w:pPr>
     </w:lvl>
   </w:abstractNum>
@@ -1053,8 +1053,8 @@
     <w:name w:val="KeywordTok"/>
     <w:basedOn w:val="VerbatimChar"/>
     <w:rPr>
+      <w:b/>
       <w:color w:val="007020"/>
-      <w:b/>
     </w:rPr>
   </w:style>
   <w:style w:type="character" w:customStyle="1" w:styleId="DataTypeTok">
@@ -1130,40 +1130,43 @@
   <w:style w:type="character" w:customStyle="1" w:styleId="ImportTok">
     <w:name w:val="ImportTok"/>
     <w:basedOn w:val="VerbatimChar"/>
-    <w:rPr/>
+    <w:rPr>
+      <w:b/>
+      <w:color w:val="008000"/>
+    </w:rPr>
   </w:style>
   <w:style w:type="character" w:customStyle="1" w:styleId="CommentTok">
     <w:name w:val="CommentTok"/>
     <w:basedOn w:val="VerbatimChar"/>
     <w:rPr>
+      <w:i/>
       <w:color w:val="60a0b0"/>
-      <w:i/>
     </w:rPr>
   </w:style>
   <w:style w:type="character" w:customStyle="1" w:styleId="DocumentationTok">
     <w:name w:val="DocumentationTok"/>
     <w:basedOn w:val="VerbatimChar"/>
     <w:rPr>
+      <w:i/>
       <w:color w:val="ba2121"/>
-      <w:i/>
     </w:rPr>
   </w:style>
   <w:style w:type="character" w:customStyle="1" w:styleId="AnnotationTok">
     <w:name w:val="AnnotationTok"/>
     <w:basedOn w:val="VerbatimChar"/>
     <w:rPr>
+      <w:b/>
+      <w:i/>
       <w:color w:val="60a0b0"/>
-      <w:b/>
-      <w:i/>
     </w:rPr>
   </w:style>
   <w:style w:type="character" w:customStyle="1" w:styleId="CommentVarTok">
     <w:name w:val="CommentVarTok"/>
     <w:basedOn w:val="VerbatimChar"/>
     <w:rPr>
+      <w:b/>
+      <w:i/>
       <w:color w:val="60a0b0"/>
-      <w:b/>
-      <w:i/>
     </w:rPr>
   </w:style>
   <w:style w:type="character" w:customStyle="1" w:styleId="OtherTok">
@@ -1191,8 +1194,8 @@
     <w:name w:val="ControlFlowTok"/>
     <w:basedOn w:val="VerbatimChar"/>
     <w:rPr>
+      <w:b/>
       <w:color w:val="007020"/>
-      <w:b/>
     </w:rPr>
   </w:style>
   <w:style w:type="character" w:customStyle="1" w:styleId="OperatorTok">
@@ -1205,7 +1208,9 @@
   <w:style w:type="character" w:customStyle="1" w:styleId="BuiltInTok">
     <w:name w:val="BuiltInTok"/>
     <w:basedOn w:val="VerbatimChar"/>
-    <w:rPr/>
+    <w:rPr>
+      <w:color w:val="008000"/>
+    </w:rPr>
   </w:style>
   <w:style w:type="character" w:customStyle="1" w:styleId="ExtensionTok">
     <w:name w:val="ExtensionTok"/>
@@ -1235,34 +1240,34 @@
     <w:name w:val="InformationTok"/>
     <w:basedOn w:val="VerbatimChar"/>
     <w:rPr>
+      <w:b/>
+      <w:i/>
       <w:color w:val="60a0b0"/>
-      <w:b/>
-      <w:i/>
     </w:rPr>
   </w:style>
   <w:style w:type="character" w:customStyle="1" w:styleId="WarningTok">
     <w:name w:val="WarningTok"/>
     <w:basedOn w:val="VerbatimChar"/>
     <w:rPr>
+      <w:b/>
+      <w:i/>
       <w:color w:val="60a0b0"/>
-      <w:b/>
-      <w:i/>
     </w:rPr>
   </w:style>
   <w:style w:type="character" w:customStyle="1" w:styleId="AlertTok">
     <w:name w:val="AlertTok"/>
     <w:basedOn w:val="VerbatimChar"/>
     <w:rPr>
+      <w:b/>
       <w:color w:val="ff0000"/>
-      <w:b/>
     </w:rPr>
   </w:style>
   <w:style w:type="character" w:customStyle="1" w:styleId="ErrorTok">
     <w:name w:val="ErrorTok"/>
     <w:basedOn w:val="VerbatimChar"/>
     <w:rPr>
+      <w:b/>
       <w:color w:val="ff0000"/>
-      <w:b/>
     </w:rPr>
   </w:style>
   <w:style w:type="character" w:customStyle="1" w:styleId="NormalTok">
